--- a/SWE-530/Milestone/MSSE-MSSD-Capstone-ProjectProposalTemplate.docx
+++ b/SWE-530/Milestone/MSSE-MSSD-Capstone-ProjectProposalTemplate.docx
@@ -45,14 +45,12 @@
           <w:rFonts w:asciiTheme="minorBidi" w:hAnsiTheme="minorBidi"/>
         </w:rPr>
       </w:pPr>
-      <w:proofErr w:type="spellStart"/>
       <w:r>
         <w:rPr>
           <w:rFonts w:asciiTheme="minorBidi" w:hAnsiTheme="minorBidi"/>
         </w:rPr>
         <w:t>ByteBazaar</w:t>
       </w:r>
-      <w:proofErr w:type="spellEnd"/>
     </w:p>
     <w:p>
       <w:pPr>
@@ -239,162 +237,43 @@
     <w:p>
       <w:pPr>
         <w:spacing w:after="120"/>
-        <w:rPr>
-          <w:rFonts w:asciiTheme="minorBidi" w:hAnsiTheme="minorBidi"/>
-          <w:b/>
-          <w:bCs/>
-        </w:rPr>
-      </w:pPr>
-      <w:r>
-        <w:rPr>
-          <w:rFonts w:asciiTheme="minorBidi" w:hAnsiTheme="minorBidi"/>
-          <w:b/>
-          <w:bCs/>
-        </w:rPr>
-        <w:t xml:space="preserve">[Special Note: </w:t>
-      </w:r>
-      <w:r>
-        <w:rPr>
-          <w:rFonts w:asciiTheme="minorBidi" w:hAnsiTheme="minorBidi"/>
-        </w:rPr>
-        <w:t>Instructions are provided in brackets. Delete these instructions prior to submission. For additional information and details</w:t>
-      </w:r>
-      <w:r>
-        <w:rPr>
-          <w:rFonts w:asciiTheme="minorBidi" w:hAnsiTheme="minorBidi"/>
-        </w:rPr>
-        <w:t>,</w:t>
-      </w:r>
-      <w:r>
-        <w:rPr>
-          <w:rFonts w:asciiTheme="minorBidi" w:hAnsiTheme="minorBidi"/>
-        </w:rPr>
-        <w:t xml:space="preserve"> refer to the appropriate Capstone Project Handbook</w:t>
-      </w:r>
-      <w:r>
-        <w:rPr>
-          <w:rFonts w:asciiTheme="minorBidi" w:hAnsiTheme="minorBidi"/>
-        </w:rPr>
-        <w:t>,</w:t>
-      </w:r>
-      <w:r>
-        <w:t xml:space="preserve"> </w:t>
-      </w:r>
-      <w:r>
-        <w:rPr>
-          <w:rFonts w:asciiTheme="minorBidi" w:hAnsiTheme="minorBidi"/>
-        </w:rPr>
-        <w:t xml:space="preserve">located </w:t>
-      </w:r>
-      <w:r>
-        <w:rPr>
-          <w:rFonts w:asciiTheme="minorBidi" w:hAnsiTheme="minorBidi"/>
-        </w:rPr>
-        <w:t>on</w:t>
-      </w:r>
-      <w:r>
-        <w:rPr>
-          <w:rFonts w:asciiTheme="minorBidi" w:hAnsiTheme="minorBidi"/>
-        </w:rPr>
-        <w:t xml:space="preserve"> the College of Science, Engineering and Technology page in the Student Success Center.]</w:t>
+        <w:ind w:firstLine="720"/>
+        <w:rPr>
+          <w:rFonts w:asciiTheme="minorBidi" w:hAnsiTheme="minorBidi"/>
+        </w:rPr>
+      </w:pPr>
+      <w:r>
+        <w:rPr>
+          <w:rFonts w:asciiTheme="minorBidi" w:hAnsiTheme="minorBidi"/>
+        </w:rPr>
+        <w:t xml:space="preserve">ByteBazaar is a comprehensive full-stack eCommerce platform designed to offer customers </w:t>
+      </w:r>
+      <w:r>
+        <w:rPr>
+          <w:rFonts w:asciiTheme="minorBidi" w:hAnsiTheme="minorBidi"/>
+        </w:rPr>
+        <w:t>seamless</w:t>
+      </w:r>
+      <w:r>
+        <w:rPr>
+          <w:rFonts w:asciiTheme="minorBidi" w:hAnsiTheme="minorBidi"/>
+        </w:rPr>
+        <w:t xml:space="preserve"> and efficient online shopping experience for all their computer-related needs. The platform features an extensive catalog of products, including desktops, laptops, components, accessories, and software, catering to both casual users and tech enthusiasts. With a React-based frontend, ByteBazaar provides an intuitive and responsive user interface that simplifies browsing, product selection, and purchasing processes. The Spring Boot backend ensures fast performance and secure transactions, while MySQL manages the database efficiently to support smooth operations.</w:t>
       </w:r>
     </w:p>
     <w:p>
       <w:pPr>
         <w:spacing w:after="120"/>
-        <w:rPr>
-          <w:rFonts w:asciiTheme="minorBidi" w:hAnsiTheme="minorBidi"/>
-        </w:rPr>
-      </w:pPr>
-      <w:r>
-        <w:rPr>
-          <w:rFonts w:asciiTheme="minorBidi" w:hAnsiTheme="minorBidi"/>
-        </w:rPr>
-        <w:t>[The abstract should s</w:t>
-      </w:r>
-      <w:r>
-        <w:rPr>
-          <w:rFonts w:asciiTheme="minorBidi" w:hAnsiTheme="minorBidi"/>
-        </w:rPr>
-        <w:t>ummarize the entire project in 2</w:t>
-      </w:r>
-      <w:r>
-        <w:rPr>
-          <w:rFonts w:asciiTheme="minorBidi" w:hAnsiTheme="minorBidi"/>
-        </w:rPr>
-        <w:t xml:space="preserve"> to </w:t>
-      </w:r>
-      <w:r>
-        <w:rPr>
-          <w:rFonts w:asciiTheme="minorBidi" w:hAnsiTheme="minorBidi"/>
-        </w:rPr>
-        <w:t>3 paragraphs, about 15</w:t>
-      </w:r>
-      <w:r>
-        <w:rPr>
-          <w:rFonts w:asciiTheme="minorBidi" w:hAnsiTheme="minorBidi"/>
-        </w:rPr>
-        <w:t>–</w:t>
-      </w:r>
-      <w:r>
-        <w:rPr>
-          <w:rFonts w:asciiTheme="minorBidi" w:hAnsiTheme="minorBidi"/>
-        </w:rPr>
-        <w:t xml:space="preserve">20 lines. </w:t>
-      </w:r>
-      <w:r>
-        <w:rPr>
-          <w:rFonts w:asciiTheme="minorBidi" w:hAnsiTheme="minorBidi"/>
-        </w:rPr>
-        <w:t xml:space="preserve">The abstract addresses </w:t>
-      </w:r>
-      <w:r>
-        <w:rPr>
-          <w:rFonts w:asciiTheme="minorBidi" w:hAnsiTheme="minorBidi"/>
-        </w:rPr>
-        <w:t>what th</w:t>
-      </w:r>
-      <w:r>
-        <w:rPr>
-          <w:rFonts w:asciiTheme="minorBidi" w:hAnsiTheme="minorBidi"/>
-        </w:rPr>
-        <w:t xml:space="preserve">e </w:t>
-      </w:r>
-      <w:r>
-        <w:rPr>
-          <w:rFonts w:asciiTheme="minorBidi" w:hAnsiTheme="minorBidi"/>
-        </w:rPr>
-        <w:t>project is about, the task</w:t>
-      </w:r>
-      <w:r>
-        <w:rPr>
-          <w:rFonts w:asciiTheme="minorBidi" w:hAnsiTheme="minorBidi"/>
-        </w:rPr>
-        <w:t>s involved</w:t>
-      </w:r>
-      <w:r>
-        <w:rPr>
-          <w:rFonts w:asciiTheme="minorBidi" w:hAnsiTheme="minorBidi"/>
-        </w:rPr>
-        <w:t xml:space="preserve">, and what </w:t>
-      </w:r>
-      <w:r>
-        <w:rPr>
-          <w:rFonts w:asciiTheme="minorBidi" w:hAnsiTheme="minorBidi"/>
-        </w:rPr>
-        <w:t>will be</w:t>
-      </w:r>
-      <w:r>
-        <w:rPr>
-          <w:rFonts w:asciiTheme="minorBidi" w:hAnsiTheme="minorBidi"/>
-        </w:rPr>
-        <w:t xml:space="preserve"> accomplished.</w:t>
-      </w:r>
-      <w:r>
-        <w:rPr>
-          <w:rFonts w:asciiTheme="minorBidi" w:hAnsiTheme="minorBidi"/>
-        </w:rPr>
-        <w:t>]</w:t>
+        <w:ind w:firstLine="720"/>
+        <w:rPr>
+          <w:rFonts w:asciiTheme="minorBidi" w:hAnsiTheme="minorBidi"/>
+        </w:rPr>
+      </w:pPr>
+      <w:r>
+        <w:rPr>
+          <w:rFonts w:asciiTheme="minorBidi" w:hAnsiTheme="minorBidi"/>
+        </w:rPr>
+        <w:t>This application empowers users to explore a wide range of products, add desired items to their shopping cart, and complete purchases with ease. On the administrative side, ByteBazaar offers robust inventory management capabilities through create, read, update, and delete (CRUD) operations, enabling administrators to maintain accurate and up-to-date product information. By integrating modern technologies and focusing on user experience, ByteBazaar aims to deliver a reliable, scalable, and user-friendly platform that meets the evolving demands of the computer eCommerce market.</w:t>
       </w:r>
     </w:p>
     <w:p>
@@ -882,6 +761,13 @@
                 <w:color w:val="000000"/>
               </w:rPr>
             </w:pPr>
+            <w:r>
+              <w:rPr>
+                <w:rFonts w:ascii="Times New Roman" w:hAnsi="Times New Roman" w:cs="Times New Roman"/>
+                <w:color w:val="000000"/>
+              </w:rPr>
+              <w:t>4/22/2026</w:t>
+            </w:r>
           </w:p>
         </w:tc>
         <w:tc>
@@ -897,6 +783,13 @@
                 <w:color w:val="000000"/>
               </w:rPr>
             </w:pPr>
+            <w:r>
+              <w:rPr>
+                <w:rFonts w:ascii="Times New Roman" w:hAnsi="Times New Roman" w:cs="Times New Roman"/>
+                <w:color w:val="000000"/>
+              </w:rPr>
+              <w:t>Ryan Coon</w:t>
+            </w:r>
           </w:p>
         </w:tc>
         <w:tc>
@@ -912,6 +805,13 @@
                 <w:color w:val="000000"/>
               </w:rPr>
             </w:pPr>
+            <w:r>
+              <w:rPr>
+                <w:rFonts w:ascii="Times New Roman" w:hAnsi="Times New Roman" w:cs="Times New Roman"/>
+                <w:color w:val="000000"/>
+              </w:rPr>
+              <w:t>Update abstract, Project Overview</w:t>
+            </w:r>
           </w:p>
         </w:tc>
       </w:tr>
@@ -2128,220 +2028,63 @@
       <w:pPr>
         <w:pStyle w:val="Description"/>
         <w:spacing w:after="120"/>
-        <w:rPr>
-          <w:rFonts w:ascii="Times New Roman" w:hAnsi="Times New Roman"/>
-          <w:i w:val="0"/>
-          <w:sz w:val="24"/>
-          <w:szCs w:val="24"/>
-        </w:rPr>
-      </w:pPr>
-      <w:r>
-        <w:rPr>
-          <w:rFonts w:ascii="Times New Roman" w:hAnsi="Times New Roman"/>
-          <w:i w:val="0"/>
-          <w:sz w:val="24"/>
-          <w:szCs w:val="24"/>
-        </w:rPr>
-        <w:t>[</w:t>
-      </w:r>
-      <w:r>
-        <w:rPr>
-          <w:rFonts w:ascii="Times New Roman" w:hAnsi="Times New Roman"/>
-          <w:i w:val="0"/>
-          <w:sz w:val="24"/>
-          <w:szCs w:val="24"/>
-        </w:rPr>
-        <w:t>Explain why the project is being undertaken. Include pertinent background information for the project.</w:t>
-      </w:r>
-      <w:r>
-        <w:rPr>
-          <w:rFonts w:ascii="Times New Roman" w:hAnsi="Times New Roman"/>
-          <w:i w:val="0"/>
-          <w:sz w:val="24"/>
-          <w:szCs w:val="24"/>
-        </w:rPr>
-        <w:t>]</w:t>
+        <w:ind w:firstLine="720"/>
+        <w:rPr>
+          <w:rFonts w:ascii="Times New Roman" w:hAnsi="Times New Roman"/>
+          <w:i w:val="0"/>
+          <w:iCs/>
+        </w:rPr>
+      </w:pPr>
+      <w:r>
+        <w:rPr>
+          <w:rFonts w:ascii="Times New Roman" w:hAnsi="Times New Roman"/>
+          <w:i w:val="0"/>
+          <w:iCs/>
+        </w:rPr>
+        <w:t>The project to develop ByteBazaar, a full-stack computer eCommerce platform, is being undertaken to address the growing demand for a specialized online marketplace that caters specifically to computer products and technology enthusiasts. With the rapid advancement of technology and the increasing reliance on computers for both personal and professional use, consumers seek a convenient, reliable, and comprehensive platform where they can find a wide variety of computer-related products in one place. Existing general eCommerce platforms often lack the depth of product selection, technical details, and user experience tailored to this niche market, creating a gap that ByteBazaar aims to fill.</w:t>
       </w:r>
     </w:p>
     <w:p>
       <w:pPr>
         <w:pStyle w:val="Description"/>
         <w:spacing w:after="120"/>
-        <w:rPr>
-          <w:rFonts w:ascii="Times New Roman" w:hAnsi="Times New Roman"/>
-          <w:b/>
-          <w:i w:val="0"/>
-          <w:sz w:val="24"/>
-          <w:szCs w:val="24"/>
-        </w:rPr>
-      </w:pPr>
-      <w:r>
-        <w:rPr>
-          <w:rFonts w:ascii="Times New Roman" w:hAnsi="Times New Roman"/>
-          <w:b/>
-          <w:i w:val="0"/>
-          <w:sz w:val="24"/>
-          <w:szCs w:val="24"/>
-        </w:rPr>
-        <w:t>Christian Worldview</w:t>
+        <w:ind w:firstLine="720"/>
+        <w:rPr>
+          <w:rFonts w:ascii="Times New Roman" w:hAnsi="Times New Roman"/>
+          <w:i w:val="0"/>
+          <w:iCs/>
+        </w:rPr>
+      </w:pPr>
+      <w:r>
+        <w:rPr>
+          <w:rFonts w:ascii="Times New Roman" w:hAnsi="Times New Roman"/>
+          <w:i w:val="0"/>
+          <w:iCs/>
+        </w:rPr>
+        <w:t>The background for this project stems from the observation that computer buyers, ranging from casual users to tech-savvy professionals, require a platform that not only offers a broad selection of desktops, laptops, components, accessories, and software but also provides an intuitive and secure shopping experience. Additionally, the management of product inventory and seamless transaction processing are critical for maintaining customer satisfaction and operational efficiency. By leveraging modern technologies such as React for the frontend, Spring Boot for the backend, and MySQL for database management, ByteBazaar is designed to meet these needs effectively, ensuring fast performance, secure transactions, and ease of use for both customers and administrators. This project ultimately aims to create a trusted and user-friendly destination for computer product shopping that supports the evolving needs of the technology market.</w:t>
       </w:r>
     </w:p>
     <w:p>
       <w:pPr>
+        <w:pStyle w:val="Description"/>
         <w:spacing w:after="120"/>
         <w:rPr>
-          <w:rFonts w:asciiTheme="minorBidi" w:hAnsiTheme="minorBidi"/>
-        </w:rPr>
-      </w:pPr>
-      <w:r>
-        <w:rPr>
-          <w:rFonts w:asciiTheme="minorBidi" w:hAnsiTheme="minorBidi"/>
-        </w:rPr>
-        <w:t>[</w:t>
-      </w:r>
-      <w:r>
-        <w:rPr>
-          <w:rFonts w:asciiTheme="minorBidi" w:hAnsiTheme="minorBidi"/>
-        </w:rPr>
-        <w:t>D</w:t>
-      </w:r>
-      <w:r>
-        <w:rPr>
-          <w:rFonts w:asciiTheme="minorBidi" w:hAnsiTheme="minorBidi"/>
-        </w:rPr>
-        <w:t xml:space="preserve">iscuss </w:t>
-      </w:r>
-      <w:r>
-        <w:rPr>
-          <w:rFonts w:asciiTheme="minorBidi" w:hAnsiTheme="minorBidi"/>
-        </w:rPr>
-        <w:t xml:space="preserve">how your project </w:t>
-      </w:r>
-      <w:r>
-        <w:rPr>
-          <w:rFonts w:asciiTheme="minorBidi" w:hAnsiTheme="minorBidi"/>
-        </w:rPr>
-        <w:t xml:space="preserve">could </w:t>
-      </w:r>
-      <w:r>
-        <w:rPr>
-          <w:rFonts w:asciiTheme="minorBidi" w:hAnsiTheme="minorBidi"/>
-        </w:rPr>
-        <w:t xml:space="preserve">fit into </w:t>
-      </w:r>
-      <w:r>
-        <w:rPr>
-          <w:rFonts w:asciiTheme="minorBidi" w:hAnsiTheme="minorBidi"/>
-        </w:rPr>
-        <w:t xml:space="preserve">the Christian worldview perspective. What aspects of CWV </w:t>
-      </w:r>
-      <w:r>
-        <w:rPr>
-          <w:rFonts w:asciiTheme="minorBidi" w:hAnsiTheme="minorBidi"/>
-        </w:rPr>
-        <w:t>could</w:t>
-      </w:r>
-      <w:r>
-        <w:rPr>
-          <w:rFonts w:asciiTheme="minorBidi" w:hAnsiTheme="minorBidi"/>
-        </w:rPr>
-        <w:t xml:space="preserve"> it</w:t>
-      </w:r>
-      <w:r>
-        <w:rPr>
-          <w:rFonts w:asciiTheme="minorBidi" w:hAnsiTheme="minorBidi"/>
-        </w:rPr>
-        <w:t xml:space="preserve"> address/relat</w:t>
-      </w:r>
-      <w:r>
-        <w:rPr>
-          <w:rFonts w:asciiTheme="minorBidi" w:hAnsiTheme="minorBidi"/>
-        </w:rPr>
-        <w:t>e</w:t>
-      </w:r>
-      <w:r>
-        <w:rPr>
-          <w:rFonts w:asciiTheme="minorBidi" w:hAnsiTheme="minorBidi"/>
-        </w:rPr>
-        <w:t>/incorporat</w:t>
-      </w:r>
-      <w:r>
-        <w:rPr>
-          <w:rFonts w:asciiTheme="minorBidi" w:hAnsiTheme="minorBidi"/>
-        </w:rPr>
-        <w:t>e</w:t>
-      </w:r>
-      <w:r>
-        <w:rPr>
-          <w:rFonts w:asciiTheme="minorBidi" w:hAnsiTheme="minorBidi"/>
-        </w:rPr>
-        <w:t>—</w:t>
-      </w:r>
-      <w:r>
-        <w:rPr>
-          <w:rFonts w:asciiTheme="minorBidi" w:hAnsiTheme="minorBidi"/>
-        </w:rPr>
-        <w:t xml:space="preserve">ethical, spiritual, legal, historical, social, etc. </w:t>
-      </w:r>
-      <w:r>
-        <w:rPr>
-          <w:rFonts w:asciiTheme="minorBidi" w:hAnsiTheme="minorBidi"/>
-        </w:rPr>
-        <w:t xml:space="preserve">Explain how you </w:t>
-      </w:r>
-      <w:r>
-        <w:rPr>
-          <w:rFonts w:asciiTheme="minorBidi" w:hAnsiTheme="minorBidi"/>
-        </w:rPr>
-        <w:t xml:space="preserve">would </w:t>
-      </w:r>
-      <w:r>
-        <w:rPr>
-          <w:rFonts w:asciiTheme="minorBidi" w:hAnsiTheme="minorBidi"/>
-        </w:rPr>
-        <w:t xml:space="preserve">approach this project differently </w:t>
-      </w:r>
-      <w:r>
-        <w:rPr>
-          <w:rFonts w:asciiTheme="minorBidi" w:hAnsiTheme="minorBidi"/>
-        </w:rPr>
-        <w:t>when</w:t>
-      </w:r>
-      <w:r>
-        <w:rPr>
-          <w:rFonts w:asciiTheme="minorBidi" w:hAnsiTheme="minorBidi"/>
-        </w:rPr>
-        <w:t xml:space="preserve"> guided by a Christian worldview. Make sure to p</w:t>
-      </w:r>
-      <w:r>
-        <w:rPr>
-          <w:rFonts w:asciiTheme="minorBidi" w:hAnsiTheme="minorBidi"/>
-        </w:rPr>
-        <w:t xml:space="preserve">rovide </w:t>
-      </w:r>
-      <w:r>
-        <w:rPr>
-          <w:rFonts w:asciiTheme="minorBidi" w:hAnsiTheme="minorBidi"/>
-        </w:rPr>
-        <w:t xml:space="preserve">relevant </w:t>
-      </w:r>
-      <w:r>
-        <w:rPr>
-          <w:rFonts w:asciiTheme="minorBidi" w:hAnsiTheme="minorBidi"/>
-        </w:rPr>
-        <w:t>references to Chr</w:t>
-      </w:r>
-      <w:r>
-        <w:rPr>
-          <w:rFonts w:asciiTheme="minorBidi" w:hAnsiTheme="minorBidi"/>
-        </w:rPr>
-        <w:t>istian sources.</w:t>
-      </w:r>
-      <w:r>
-        <w:rPr>
-          <w:rFonts w:asciiTheme="minorBidi" w:hAnsiTheme="minorBidi"/>
-        </w:rPr>
-        <w:t>]</w:t>
+          <w:rFonts w:ascii="Times New Roman" w:hAnsi="Times New Roman"/>
+          <w:b/>
+          <w:i w:val="0"/>
+          <w:sz w:val="24"/>
+          <w:szCs w:val="24"/>
+        </w:rPr>
+      </w:pPr>
+      <w:r>
+        <w:rPr>
+          <w:rFonts w:ascii="Times New Roman" w:hAnsi="Times New Roman"/>
+          <w:b/>
+          <w:i w:val="0"/>
+          <w:sz w:val="24"/>
+          <w:szCs w:val="24"/>
+        </w:rPr>
+        <w:t>Christian Worldview</w:t>
       </w:r>
     </w:p>
     <w:p>
@@ -2349,22 +2092,18 @@
         <w:pStyle w:val="Description"/>
         <w:spacing w:after="120"/>
         <w:rPr>
-          <w:rFonts w:ascii="Times New Roman" w:hAnsi="Times New Roman"/>
-          <w:b/>
-          <w:i w:val="0"/>
-          <w:sz w:val="24"/>
-          <w:szCs w:val="24"/>
-        </w:rPr>
-      </w:pPr>
-      <w:r>
-        <w:rPr>
-          <w:rFonts w:ascii="Times New Roman" w:hAnsi="Times New Roman"/>
-          <w:b/>
-          <w:i w:val="0"/>
-          <w:sz w:val="24"/>
-          <w:szCs w:val="24"/>
-        </w:rPr>
-        <w:t>Project Objectives</w:t>
+          <w:rFonts w:asciiTheme="minorBidi" w:hAnsiTheme="minorBidi"/>
+          <w:i w:val="0"/>
+          <w:iCs/>
+        </w:rPr>
+      </w:pPr>
+      <w:r>
+        <w:rPr>
+          <w:rFonts w:asciiTheme="minorBidi" w:hAnsiTheme="minorBidi"/>
+          <w:i w:val="0"/>
+          <w:iCs/>
+        </w:rPr>
+        <w:t>Integrating the ByteBazaar project within a Christian Worldview (CWV) perspective involves considering how the platform can reflect and uphold Christian ethical, spiritual, social, and legal principles throughout its development and operation. A Christian worldview emphasizes values such as integrity, stewardship, respect for others, and service, which can deeply influence the way this eCommerce platform is designed, managed, and used.</w:t>
       </w:r>
     </w:p>
     <w:p>
@@ -2372,38 +2111,28 @@
         <w:pStyle w:val="Description"/>
         <w:spacing w:after="120"/>
         <w:rPr>
-          <w:rFonts w:ascii="Times New Roman" w:hAnsi="Times New Roman"/>
-          <w:i w:val="0"/>
-          <w:sz w:val="24"/>
-          <w:szCs w:val="24"/>
-        </w:rPr>
-      </w:pPr>
-      <w:r>
-        <w:rPr>
-          <w:rFonts w:ascii="Times New Roman" w:hAnsi="Times New Roman"/>
-          <w:i w:val="0"/>
-          <w:sz w:val="24"/>
-          <w:szCs w:val="24"/>
-        </w:rPr>
-        <w:t>[</w:t>
-      </w:r>
-      <w:r>
-        <w:rPr>
-          <w:rFonts w:ascii="Times New Roman" w:hAnsi="Times New Roman"/>
-          <w:i w:val="0"/>
-          <w:sz w:val="24"/>
-          <w:szCs w:val="24"/>
-        </w:rPr>
-        <w:t>List objectives that will be used to measure project success.</w:t>
-      </w:r>
-      <w:r>
-        <w:rPr>
-          <w:rFonts w:ascii="Times New Roman" w:hAnsi="Times New Roman"/>
-          <w:i w:val="0"/>
-          <w:sz w:val="24"/>
-          <w:szCs w:val="24"/>
-        </w:rPr>
-        <w:t>]</w:t>
+          <w:rFonts w:asciiTheme="minorBidi" w:hAnsiTheme="minorBidi"/>
+          <w:i w:val="0"/>
+          <w:iCs/>
+        </w:rPr>
+      </w:pPr>
+      <w:r>
+        <w:rPr>
+          <w:rFonts w:asciiTheme="minorBidi" w:hAnsiTheme="minorBidi"/>
+          <w:b/>
+          <w:bCs/>
+          <w:i w:val="0"/>
+          <w:iCs/>
+        </w:rPr>
+        <w:t>Ethical and Spiritual Aspects:</w:t>
+      </w:r>
+      <w:r>
+        <w:rPr>
+          <w:rFonts w:asciiTheme="minorBidi" w:hAnsiTheme="minorBidi"/>
+          <w:i w:val="0"/>
+          <w:iCs/>
+        </w:rPr>
+        <w:t> From an ethical standpoint, the project should prioritize honesty, fairness, and transparency in all transactions and interactions. This includes clear communication about product details, pricing, and return policies, ensuring customers are treated with respect and fairness, reflecting biblical teachings such as “Do to others as you would have them do to you” (Luke 6:31, NIV). Spiritually, the platform can foster a culture of service and community by encouraging responsible consumption and supporting vendors who align with ethical business practices. The project team can approach development with a servant-leadership mindset, focusing on how the platform can serve users’ needs rather than purely maximizing profit, echoing principles found in Philippians 2:3-4 about valuing others above oneself.</w:t>
       </w:r>
     </w:p>
     <w:p>
@@ -2411,22 +2140,46 @@
         <w:pStyle w:val="Description"/>
         <w:spacing w:after="120"/>
         <w:rPr>
-          <w:rFonts w:ascii="Times New Roman" w:hAnsi="Times New Roman"/>
+          <w:rFonts w:asciiTheme="minorBidi" w:hAnsiTheme="minorBidi"/>
+          <w:i w:val="0"/>
+          <w:iCs/>
+        </w:rPr>
+      </w:pPr>
+      <w:r>
+        <w:rPr>
+          <w:rFonts w:asciiTheme="minorBidi" w:hAnsiTheme="minorBidi"/>
           <w:b/>
-          <w:i w:val="0"/>
-          <w:sz w:val="24"/>
-          <w:szCs w:val="24"/>
-        </w:rPr>
-      </w:pPr>
-      <w:r>
-        <w:rPr>
-          <w:rFonts w:ascii="Times New Roman" w:hAnsi="Times New Roman"/>
-          <w:b/>
-          <w:i w:val="0"/>
-          <w:sz w:val="24"/>
-          <w:szCs w:val="24"/>
-        </w:rPr>
-        <w:t>Challenges</w:t>
+          <w:bCs/>
+          <w:i w:val="0"/>
+          <w:iCs/>
+        </w:rPr>
+        <w:t>Legal and Social Aspects:</w:t>
+      </w:r>
+      <w:r>
+        <w:rPr>
+          <w:rFonts w:asciiTheme="minorBidi" w:hAnsiTheme="minorBidi"/>
+          <w:i w:val="0"/>
+          <w:iCs/>
+        </w:rPr>
+        <w:t xml:space="preserve"> Legally, the project must comply with laws and regulations, reflecting the biblical principle of respecting governing authorities (Romans 13:1-7). This includes data privacy, consumer protection, and </w:t>
+      </w:r>
+      <w:proofErr w:type="gramStart"/>
+      <w:r>
+        <w:rPr>
+          <w:rFonts w:asciiTheme="minorBidi" w:hAnsiTheme="minorBidi"/>
+          <w:i w:val="0"/>
+          <w:iCs/>
+        </w:rPr>
+        <w:t>fair trade</w:t>
+      </w:r>
+      <w:proofErr w:type="gramEnd"/>
+      <w:r>
+        <w:rPr>
+          <w:rFonts w:asciiTheme="minorBidi" w:hAnsiTheme="minorBidi"/>
+          <w:i w:val="0"/>
+          <w:iCs/>
+        </w:rPr>
+        <w:t xml:space="preserve"> practices. Socially, ByteBazaar can contribute positively by promoting inclusivity and accessibility, ensuring the platform is usable by diverse populations, including those with disabilities, and fostering a respectful online community. The platform could also incorporate charitable initiatives, such as supporting technology education or donating a portion of proceeds to community causes, aligning with the Christian call to love and serve the neighbor (Matthew 22:39).</w:t>
       </w:r>
     </w:p>
     <w:p>
@@ -2434,47 +2187,28 @@
         <w:pStyle w:val="Description"/>
         <w:spacing w:after="120"/>
         <w:rPr>
-          <w:rFonts w:ascii="Times New Roman" w:hAnsi="Times New Roman"/>
-          <w:i w:val="0"/>
-          <w:sz w:val="24"/>
-          <w:szCs w:val="24"/>
-        </w:rPr>
-      </w:pPr>
-      <w:r>
-        <w:rPr>
-          <w:rFonts w:ascii="Times New Roman" w:hAnsi="Times New Roman"/>
-          <w:i w:val="0"/>
-          <w:sz w:val="24"/>
-          <w:szCs w:val="24"/>
-        </w:rPr>
-        <w:t>[</w:t>
-      </w:r>
-      <w:r>
-        <w:rPr>
-          <w:rFonts w:ascii="Times New Roman" w:hAnsi="Times New Roman"/>
-          <w:i w:val="0"/>
-          <w:sz w:val="24"/>
-          <w:szCs w:val="24"/>
-        </w:rPr>
-        <w:t>List the known challenges that will be used to measure project success.</w:t>
-      </w:r>
-      <w:r>
-        <w:rPr>
-          <w:rFonts w:ascii="Times New Roman" w:hAnsi="Times New Roman"/>
-          <w:i w:val="0"/>
-          <w:sz w:val="24"/>
-          <w:szCs w:val="24"/>
-        </w:rPr>
-        <w:t>]</w:t>
-      </w:r>
-      <w:r>
-        <w:rPr>
-          <w:rFonts w:ascii="Times New Roman" w:hAnsi="Times New Roman"/>
-          <w:i w:val="0"/>
-          <w:sz w:val="24"/>
-          <w:szCs w:val="24"/>
-        </w:rPr>
-        <w:t xml:space="preserve"> </w:t>
+          <w:rFonts w:asciiTheme="minorBidi" w:hAnsiTheme="minorBidi"/>
+          <w:i w:val="0"/>
+          <w:iCs/>
+        </w:rPr>
+      </w:pPr>
+      <w:r>
+        <w:rPr>
+          <w:rFonts w:asciiTheme="minorBidi" w:hAnsiTheme="minorBidi"/>
+          <w:b/>
+          <w:bCs/>
+          <w:i w:val="0"/>
+          <w:iCs/>
+        </w:rPr>
+        <w:t>Approach Guided by a Christian Worldview:</w:t>
+      </w:r>
+      <w:r>
+        <w:rPr>
+          <w:rFonts w:asciiTheme="minorBidi" w:hAnsiTheme="minorBidi"/>
+          <w:i w:val="0"/>
+          <w:iCs/>
+        </w:rPr>
+        <w:t> When guided by a Christian worldview, the project approach would emphasize ethical decision-making at every stage, from design to deployment. This might involve implementing strict anti-fraud measures, ensuring fair labor practices in the supply chain, and fostering a workplace culture that values each team member’s dignity and contributions. The development process would include regular reflection on how the platform’s impact aligns with Christian values, encouraging transparency and accountability. Additionally, customer support would be handled with compassion and patience, reflecting Christ-like love and care.</w:t>
       </w:r>
     </w:p>
     <w:p>
@@ -2482,22 +2216,18 @@
         <w:pStyle w:val="Description"/>
         <w:spacing w:after="120"/>
         <w:rPr>
-          <w:rFonts w:ascii="Times New Roman" w:hAnsi="Times New Roman"/>
-          <w:b/>
-          <w:i w:val="0"/>
-          <w:sz w:val="24"/>
-          <w:szCs w:val="24"/>
-        </w:rPr>
-      </w:pPr>
-      <w:r>
-        <w:rPr>
-          <w:rFonts w:ascii="Times New Roman" w:hAnsi="Times New Roman"/>
-          <w:b/>
-          <w:i w:val="0"/>
-          <w:sz w:val="24"/>
-          <w:szCs w:val="24"/>
-        </w:rPr>
-        <w:t>Benefits and Opportunities</w:t>
+          <w:rFonts w:asciiTheme="minorBidi" w:hAnsiTheme="minorBidi"/>
+          <w:i w:val="0"/>
+          <w:iCs/>
+        </w:rPr>
+      </w:pPr>
+      <w:r>
+        <w:rPr>
+          <w:rFonts w:asciiTheme="minorBidi" w:hAnsiTheme="minorBidi"/>
+          <w:i w:val="0"/>
+          <w:iCs/>
+        </w:rPr>
+        <w:t>In summary, incorporating a Christian worldview into ByteBazaar means more than just building a functional eCommerce platform—it involves embedding values of integrity, service, respect, and stewardship into the project’s core. This holistic approach not only benefits users and stakeholders but also honors the broader spiritual and ethical commitments central to the Christian faith.</w:t>
       </w:r>
     </w:p>
     <w:p>
@@ -2506,67 +2236,824 @@
         <w:spacing w:after="120"/>
         <w:rPr>
           <w:rFonts w:ascii="Times New Roman" w:hAnsi="Times New Roman"/>
-          <w:i w:val="0"/>
-          <w:sz w:val="24"/>
-          <w:szCs w:val="24"/>
-        </w:rPr>
-      </w:pPr>
-      <w:r>
-        <w:rPr>
-          <w:rFonts w:ascii="Times New Roman" w:hAnsi="Times New Roman"/>
-          <w:i w:val="0"/>
-          <w:sz w:val="24"/>
-          <w:szCs w:val="24"/>
-        </w:rPr>
-        <w:t>[</w:t>
-      </w:r>
-      <w:r>
-        <w:rPr>
-          <w:rFonts w:ascii="Times New Roman" w:hAnsi="Times New Roman"/>
-          <w:i w:val="0"/>
-          <w:sz w:val="24"/>
-          <w:szCs w:val="24"/>
-        </w:rPr>
-        <w:t>Describe the benefits or opportunities resulting from project implementation.</w:t>
-      </w:r>
-      <w:r>
-        <w:rPr>
-          <w:rFonts w:ascii="Times New Roman" w:hAnsi="Times New Roman"/>
-          <w:i w:val="0"/>
-          <w:sz w:val="24"/>
-          <w:szCs w:val="24"/>
-        </w:rPr>
-        <w:t xml:space="preserve"> </w:t>
-      </w:r>
-      <w:r>
-        <w:rPr>
-          <w:rFonts w:asciiTheme="minorBidi" w:hAnsiTheme="minorBidi"/>
+          <w:b/>
+          <w:i w:val="0"/>
+          <w:sz w:val="24"/>
+          <w:szCs w:val="24"/>
+        </w:rPr>
+      </w:pPr>
+      <w:r>
+        <w:rPr>
+          <w:rFonts w:ascii="Times New Roman" w:hAnsi="Times New Roman"/>
+          <w:b/>
+          <w:i w:val="0"/>
+          <w:sz w:val="24"/>
+          <w:szCs w:val="24"/>
+        </w:rPr>
+        <w:t>Project Objectives</w:t>
+      </w:r>
+    </w:p>
+    <w:p>
+      <w:pPr>
+        <w:pStyle w:val="Description"/>
+        <w:spacing w:after="120"/>
+        <w:rPr>
+          <w:rFonts w:ascii="Times New Roman" w:hAnsi="Times New Roman"/>
           <w:i w:val="0"/>
           <w:iCs/>
-          <w:sz w:val="24"/>
-          <w:szCs w:val="24"/>
-        </w:rPr>
-        <w:t>Provide references as necessary</w:t>
-      </w:r>
-      <w:r>
-        <w:rPr>
-          <w:rFonts w:asciiTheme="minorBidi" w:hAnsiTheme="minorBidi"/>
+        </w:rPr>
+      </w:pPr>
+      <w:r>
+        <w:rPr>
+          <w:rFonts w:ascii="Times New Roman" w:hAnsi="Times New Roman"/>
           <w:i w:val="0"/>
           <w:iCs/>
-          <w:sz w:val="24"/>
-          <w:szCs w:val="24"/>
-        </w:rPr>
-        <w:t>.</w:t>
-      </w:r>
-      <w:r>
-        <w:rPr>
-          <w:rFonts w:asciiTheme="minorBidi" w:hAnsiTheme="minorBidi"/>
+        </w:rPr>
+        <w:lastRenderedPageBreak/>
+        <w:t>Here are key objectives that can be used to measure the success of the ByteBazaar project:</w:t>
+      </w:r>
+    </w:p>
+    <w:p>
+      <w:pPr>
+        <w:pStyle w:val="Description"/>
+        <w:numPr>
+          <w:ilvl w:val="0"/>
+          <w:numId w:val="8"/>
+        </w:numPr>
+        <w:spacing w:after="120"/>
+        <w:rPr>
+          <w:rFonts w:ascii="Times New Roman" w:hAnsi="Times New Roman"/>
           <w:i w:val="0"/>
           <w:iCs/>
-          <w:sz w:val="24"/>
-          <w:szCs w:val="24"/>
-        </w:rPr>
-        <w:t>]</w:t>
+        </w:rPr>
+      </w:pPr>
+      <w:r>
+        <w:rPr>
+          <w:rFonts w:ascii="Times New Roman" w:hAnsi="Times New Roman"/>
+          <w:b/>
+          <w:bCs/>
+          <w:i w:val="0"/>
+          <w:iCs/>
+        </w:rPr>
+        <w:t>User Adoption and Engagement:</w:t>
+      </w:r>
+      <w:r>
+        <w:rPr>
+          <w:rFonts w:ascii="Times New Roman" w:hAnsi="Times New Roman"/>
+          <w:i w:val="0"/>
+          <w:iCs/>
+        </w:rPr>
+        <w:t> Measure the number of registered users, active users, and repeat customers within a specified timeframe after launch. High user engagement indicates the platform meets customer needs.</w:t>
+      </w:r>
+    </w:p>
+    <w:p>
+      <w:pPr>
+        <w:pStyle w:val="Description"/>
+        <w:numPr>
+          <w:ilvl w:val="0"/>
+          <w:numId w:val="8"/>
+        </w:numPr>
+        <w:spacing w:after="120"/>
+        <w:rPr>
+          <w:rFonts w:ascii="Times New Roman" w:hAnsi="Times New Roman"/>
+          <w:i w:val="0"/>
+          <w:iCs/>
+        </w:rPr>
+      </w:pPr>
+      <w:r>
+        <w:rPr>
+          <w:rFonts w:ascii="Times New Roman" w:hAnsi="Times New Roman"/>
+          <w:b/>
+          <w:bCs/>
+          <w:i w:val="0"/>
+          <w:iCs/>
+        </w:rPr>
+        <w:t>Transaction Volume and Revenue:</w:t>
+      </w:r>
+      <w:r>
+        <w:rPr>
+          <w:rFonts w:ascii="Times New Roman" w:hAnsi="Times New Roman"/>
+          <w:i w:val="0"/>
+          <w:iCs/>
+        </w:rPr>
+        <w:t> Track the total number of transactions and revenue generated through the platform. Growth in sales reflects commercial success and market acceptance.</w:t>
+      </w:r>
+    </w:p>
+    <w:p>
+      <w:pPr>
+        <w:pStyle w:val="Description"/>
+        <w:numPr>
+          <w:ilvl w:val="0"/>
+          <w:numId w:val="8"/>
+        </w:numPr>
+        <w:spacing w:after="120"/>
+        <w:rPr>
+          <w:rFonts w:ascii="Times New Roman" w:hAnsi="Times New Roman"/>
+          <w:i w:val="0"/>
+          <w:iCs/>
+        </w:rPr>
+      </w:pPr>
+      <w:r>
+        <w:rPr>
+          <w:rFonts w:ascii="Times New Roman" w:hAnsi="Times New Roman"/>
+          <w:b/>
+          <w:bCs/>
+          <w:i w:val="0"/>
+          <w:iCs/>
+        </w:rPr>
+        <w:t>System Performance and Reliability:</w:t>
+      </w:r>
+      <w:r>
+        <w:rPr>
+          <w:rFonts w:ascii="Times New Roman" w:hAnsi="Times New Roman"/>
+          <w:i w:val="0"/>
+          <w:iCs/>
+        </w:rPr>
+        <w:t> Monitor page load times, uptime percentage, and transaction processing speed. Achieving fast, reliable performance ensures a positive user experience.</w:t>
+      </w:r>
+    </w:p>
+    <w:p>
+      <w:pPr>
+        <w:pStyle w:val="Description"/>
+        <w:numPr>
+          <w:ilvl w:val="0"/>
+          <w:numId w:val="8"/>
+        </w:numPr>
+        <w:spacing w:after="120"/>
+        <w:rPr>
+          <w:rFonts w:ascii="Times New Roman" w:hAnsi="Times New Roman"/>
+          <w:i w:val="0"/>
+          <w:iCs/>
+        </w:rPr>
+      </w:pPr>
+      <w:r>
+        <w:rPr>
+          <w:rFonts w:ascii="Times New Roman" w:hAnsi="Times New Roman"/>
+          <w:b/>
+          <w:bCs/>
+          <w:i w:val="0"/>
+          <w:iCs/>
+        </w:rPr>
+        <w:t>Customer Satisfaction:</w:t>
+      </w:r>
+      <w:r>
+        <w:rPr>
+          <w:rFonts w:ascii="Times New Roman" w:hAnsi="Times New Roman"/>
+          <w:i w:val="0"/>
+          <w:iCs/>
+        </w:rPr>
+        <w:t> Use surveys, reviews, and Net Promoter Scores (NPS) to assess customer satisfaction with the shopping experience, product availability, and support services.</w:t>
+      </w:r>
+    </w:p>
+    <w:p>
+      <w:pPr>
+        <w:pStyle w:val="Description"/>
+        <w:numPr>
+          <w:ilvl w:val="0"/>
+          <w:numId w:val="8"/>
+        </w:numPr>
+        <w:spacing w:after="120"/>
+        <w:rPr>
+          <w:rFonts w:ascii="Times New Roman" w:hAnsi="Times New Roman"/>
+          <w:i w:val="0"/>
+          <w:iCs/>
+        </w:rPr>
+      </w:pPr>
+      <w:r>
+        <w:rPr>
+          <w:rFonts w:ascii="Times New Roman" w:hAnsi="Times New Roman"/>
+          <w:b/>
+          <w:bCs/>
+          <w:i w:val="0"/>
+          <w:iCs/>
+        </w:rPr>
+        <w:t>Inventory Management Efficiency:</w:t>
+      </w:r>
+      <w:r>
+        <w:rPr>
+          <w:rFonts w:ascii="Times New Roman" w:hAnsi="Times New Roman"/>
+          <w:i w:val="0"/>
+          <w:iCs/>
+        </w:rPr>
+        <w:t> Evaluate the accuracy and timeliness of product inventory updates by administrators, including the effectiveness of CRUD operations and reduction in stock discrepancies.</w:t>
+      </w:r>
+    </w:p>
+    <w:p>
+      <w:pPr>
+        <w:pStyle w:val="Description"/>
+        <w:numPr>
+          <w:ilvl w:val="0"/>
+          <w:numId w:val="8"/>
+        </w:numPr>
+        <w:spacing w:after="120"/>
+        <w:rPr>
+          <w:rFonts w:ascii="Times New Roman" w:hAnsi="Times New Roman"/>
+          <w:i w:val="0"/>
+          <w:iCs/>
+        </w:rPr>
+      </w:pPr>
+      <w:r>
+        <w:rPr>
+          <w:rFonts w:ascii="Times New Roman" w:hAnsi="Times New Roman"/>
+          <w:b/>
+          <w:bCs/>
+          <w:i w:val="0"/>
+          <w:iCs/>
+        </w:rPr>
+        <w:t>Security and Compliance:</w:t>
+      </w:r>
+      <w:r>
+        <w:rPr>
+          <w:rFonts w:ascii="Times New Roman" w:hAnsi="Times New Roman"/>
+          <w:i w:val="0"/>
+          <w:iCs/>
+        </w:rPr>
+        <w:t> Ensure zero or minimal security breaches and compliance with relevant data protection laws (e.g., GDPR). This protects user data and builds trust.</w:t>
+      </w:r>
+    </w:p>
+    <w:p>
+      <w:pPr>
+        <w:pStyle w:val="Description"/>
+        <w:numPr>
+          <w:ilvl w:val="0"/>
+          <w:numId w:val="8"/>
+        </w:numPr>
+        <w:spacing w:after="120"/>
+        <w:rPr>
+          <w:rFonts w:ascii="Times New Roman" w:hAnsi="Times New Roman"/>
+          <w:i w:val="0"/>
+          <w:iCs/>
+        </w:rPr>
+      </w:pPr>
+      <w:r>
+        <w:rPr>
+          <w:rFonts w:ascii="Times New Roman" w:hAnsi="Times New Roman"/>
+          <w:b/>
+          <w:bCs/>
+          <w:i w:val="0"/>
+          <w:iCs/>
+        </w:rPr>
+        <w:t>Administrative Usability:</w:t>
+      </w:r>
+      <w:r>
+        <w:rPr>
+          <w:rFonts w:ascii="Times New Roman" w:hAnsi="Times New Roman"/>
+          <w:i w:val="0"/>
+          <w:iCs/>
+        </w:rPr>
+        <w:t> Measure how efficiently administrators can manage products and orders, including time taken to perform CRUD operations and resolve issues.</w:t>
+      </w:r>
+    </w:p>
+    <w:p>
+      <w:pPr>
+        <w:pStyle w:val="Description"/>
+        <w:numPr>
+          <w:ilvl w:val="0"/>
+          <w:numId w:val="8"/>
+        </w:numPr>
+        <w:spacing w:after="120"/>
+        <w:rPr>
+          <w:rFonts w:ascii="Times New Roman" w:hAnsi="Times New Roman"/>
+          <w:i w:val="0"/>
+          <w:iCs/>
+        </w:rPr>
+      </w:pPr>
+      <w:r>
+        <w:rPr>
+          <w:rFonts w:ascii="Times New Roman" w:hAnsi="Times New Roman"/>
+          <w:b/>
+          <w:bCs/>
+          <w:i w:val="0"/>
+          <w:iCs/>
+        </w:rPr>
+        <w:t>Project Delivery Metrics:</w:t>
+      </w:r>
+      <w:r>
+        <w:rPr>
+          <w:rFonts w:ascii="Times New Roman" w:hAnsi="Times New Roman"/>
+          <w:i w:val="0"/>
+          <w:iCs/>
+        </w:rPr>
+        <w:t> Assess whether the project was delivered on time, within budget, and according to the defined scope and quality standards.</w:t>
+      </w:r>
+    </w:p>
+    <w:p>
+      <w:pPr>
+        <w:pStyle w:val="Description"/>
+        <w:spacing w:after="120"/>
+        <w:rPr>
+          <w:rFonts w:ascii="Times New Roman" w:hAnsi="Times New Roman"/>
+          <w:b/>
+          <w:i w:val="0"/>
+          <w:sz w:val="24"/>
+          <w:szCs w:val="24"/>
+        </w:rPr>
+      </w:pPr>
+      <w:r>
+        <w:rPr>
+          <w:rFonts w:ascii="Times New Roman" w:hAnsi="Times New Roman"/>
+          <w:b/>
+          <w:i w:val="0"/>
+          <w:sz w:val="24"/>
+          <w:szCs w:val="24"/>
+        </w:rPr>
+        <w:t>Challenges</w:t>
+      </w:r>
+    </w:p>
+    <w:p>
+      <w:pPr>
+        <w:pStyle w:val="Description"/>
+        <w:spacing w:after="120"/>
+        <w:rPr>
+          <w:rFonts w:ascii="Times New Roman" w:hAnsi="Times New Roman"/>
+          <w:i w:val="0"/>
+          <w:iCs/>
+        </w:rPr>
+      </w:pPr>
+      <w:r>
+        <w:rPr>
+          <w:rFonts w:ascii="Times New Roman" w:hAnsi="Times New Roman"/>
+          <w:i w:val="0"/>
+          <w:iCs/>
+        </w:rPr>
+        <w:t>Here are some known challenges that can impact the measurement of project success for ByteBazaar and should be carefully managed:</w:t>
+      </w:r>
+    </w:p>
+    <w:p>
+      <w:pPr>
+        <w:pStyle w:val="Description"/>
+        <w:numPr>
+          <w:ilvl w:val="0"/>
+          <w:numId w:val="9"/>
+        </w:numPr>
+        <w:spacing w:after="120"/>
+        <w:rPr>
+          <w:rFonts w:ascii="Times New Roman" w:hAnsi="Times New Roman"/>
+          <w:i w:val="0"/>
+          <w:iCs/>
+        </w:rPr>
+      </w:pPr>
+      <w:r>
+        <w:rPr>
+          <w:rFonts w:ascii="Times New Roman" w:hAnsi="Times New Roman"/>
+          <w:b/>
+          <w:bCs/>
+          <w:i w:val="0"/>
+          <w:iCs/>
+        </w:rPr>
+        <w:t>User Adoption Resistance:</w:t>
+      </w:r>
+      <w:r>
+        <w:rPr>
+          <w:rFonts w:ascii="Times New Roman" w:hAnsi="Times New Roman"/>
+          <w:i w:val="0"/>
+          <w:iCs/>
+        </w:rPr>
+        <w:t> Convincing users to switch from existing platforms or to trust a new eCommerce site can be difficult, affecting user engagement metrics.</w:t>
+      </w:r>
+    </w:p>
+    <w:p>
+      <w:pPr>
+        <w:pStyle w:val="Description"/>
+        <w:numPr>
+          <w:ilvl w:val="0"/>
+          <w:numId w:val="9"/>
+        </w:numPr>
+        <w:spacing w:after="120"/>
+        <w:rPr>
+          <w:rFonts w:ascii="Times New Roman" w:hAnsi="Times New Roman"/>
+          <w:i w:val="0"/>
+          <w:iCs/>
+        </w:rPr>
+      </w:pPr>
+      <w:r>
+        <w:rPr>
+          <w:rFonts w:ascii="Times New Roman" w:hAnsi="Times New Roman"/>
+          <w:b/>
+          <w:bCs/>
+          <w:i w:val="0"/>
+          <w:iCs/>
+        </w:rPr>
+        <w:t>Technical Performance Issues:</w:t>
+      </w:r>
+      <w:r>
+        <w:rPr>
+          <w:rFonts w:ascii="Times New Roman" w:hAnsi="Times New Roman"/>
+          <w:i w:val="0"/>
+          <w:iCs/>
+        </w:rPr>
+        <w:t> Ensuring consistent fast load times, uptime, and transaction processing can be challenging, especially under high traffic or during peak sales periods.</w:t>
+      </w:r>
+    </w:p>
+    <w:p>
+      <w:pPr>
+        <w:pStyle w:val="Description"/>
+        <w:numPr>
+          <w:ilvl w:val="0"/>
+          <w:numId w:val="9"/>
+        </w:numPr>
+        <w:spacing w:after="120"/>
+        <w:rPr>
+          <w:rFonts w:ascii="Times New Roman" w:hAnsi="Times New Roman"/>
+          <w:i w:val="0"/>
+          <w:iCs/>
+        </w:rPr>
+      </w:pPr>
+      <w:r>
+        <w:rPr>
+          <w:rFonts w:ascii="Times New Roman" w:hAnsi="Times New Roman"/>
+          <w:b/>
+          <w:bCs/>
+          <w:i w:val="0"/>
+          <w:iCs/>
+        </w:rPr>
+        <w:t>Security Vulnerabilities:</w:t>
+      </w:r>
+      <w:r>
+        <w:rPr>
+          <w:rFonts w:ascii="Times New Roman" w:hAnsi="Times New Roman"/>
+          <w:i w:val="0"/>
+          <w:iCs/>
+        </w:rPr>
+        <w:t> Protecting sensitive user data and preventing breaches requires ongoing vigilance and can be a critical challenge impacting trust and compliance.</w:t>
+      </w:r>
+    </w:p>
+    <w:p>
+      <w:pPr>
+        <w:pStyle w:val="Description"/>
+        <w:numPr>
+          <w:ilvl w:val="0"/>
+          <w:numId w:val="9"/>
+        </w:numPr>
+        <w:spacing w:after="120"/>
+        <w:rPr>
+          <w:rFonts w:ascii="Times New Roman" w:hAnsi="Times New Roman"/>
+          <w:i w:val="0"/>
+          <w:iCs/>
+        </w:rPr>
+      </w:pPr>
+      <w:r>
+        <w:rPr>
+          <w:rFonts w:ascii="Times New Roman" w:hAnsi="Times New Roman"/>
+          <w:b/>
+          <w:bCs/>
+          <w:i w:val="0"/>
+          <w:iCs/>
+        </w:rPr>
+        <w:t>Inventory Accuracy and Synchronization:</w:t>
+      </w:r>
+      <w:r>
+        <w:rPr>
+          <w:rFonts w:ascii="Times New Roman" w:hAnsi="Times New Roman"/>
+          <w:i w:val="0"/>
+          <w:iCs/>
+        </w:rPr>
+        <w:t> Maintaining real-time, accurate inventory data across multiple product categories can be complex, especially with frequent updates and multiple administrators.</w:t>
+      </w:r>
+    </w:p>
+    <w:p>
+      <w:pPr>
+        <w:pStyle w:val="Description"/>
+        <w:numPr>
+          <w:ilvl w:val="0"/>
+          <w:numId w:val="9"/>
+        </w:numPr>
+        <w:spacing w:after="120"/>
+        <w:rPr>
+          <w:rFonts w:ascii="Times New Roman" w:hAnsi="Times New Roman"/>
+          <w:i w:val="0"/>
+          <w:iCs/>
+        </w:rPr>
+      </w:pPr>
+      <w:r>
+        <w:rPr>
+          <w:rFonts w:ascii="Times New Roman" w:hAnsi="Times New Roman"/>
+          <w:b/>
+          <w:bCs/>
+          <w:i w:val="0"/>
+          <w:iCs/>
+        </w:rPr>
+        <w:t>Scalability Constraints:</w:t>
+      </w:r>
+      <w:r>
+        <w:rPr>
+          <w:rFonts w:ascii="Times New Roman" w:hAnsi="Times New Roman"/>
+          <w:i w:val="0"/>
+          <w:iCs/>
+        </w:rPr>
+        <w:t> As the user base grows, the platform must scale without degradation in performance or user experience, which can be technically challenging.</w:t>
+      </w:r>
+    </w:p>
+    <w:p>
+      <w:pPr>
+        <w:pStyle w:val="Description"/>
+        <w:numPr>
+          <w:ilvl w:val="0"/>
+          <w:numId w:val="9"/>
+        </w:numPr>
+        <w:spacing w:after="120"/>
+        <w:rPr>
+          <w:rFonts w:ascii="Times New Roman" w:hAnsi="Times New Roman"/>
+          <w:i w:val="0"/>
+          <w:iCs/>
+        </w:rPr>
+      </w:pPr>
+      <w:r>
+        <w:rPr>
+          <w:rFonts w:ascii="Times New Roman" w:hAnsi="Times New Roman"/>
+          <w:b/>
+          <w:bCs/>
+          <w:i w:val="0"/>
+          <w:iCs/>
+        </w:rPr>
+        <w:t>Integration Complexity:</w:t>
+      </w:r>
+      <w:r>
+        <w:rPr>
+          <w:rFonts w:ascii="Times New Roman" w:hAnsi="Times New Roman"/>
+          <w:i w:val="0"/>
+          <w:iCs/>
+        </w:rPr>
+        <w:t> Seamlessly integrating frontend, backend, and database components, along with payment gateways and third-party services, can introduce unforeseen issues.</w:t>
+      </w:r>
+    </w:p>
+    <w:p>
+      <w:pPr>
+        <w:pStyle w:val="Description"/>
+        <w:numPr>
+          <w:ilvl w:val="0"/>
+          <w:numId w:val="9"/>
+        </w:numPr>
+        <w:spacing w:after="120"/>
+        <w:rPr>
+          <w:rFonts w:ascii="Times New Roman" w:hAnsi="Times New Roman"/>
+          <w:i w:val="0"/>
+          <w:iCs/>
+        </w:rPr>
+      </w:pPr>
+      <w:r>
+        <w:rPr>
+          <w:rFonts w:ascii="Times New Roman" w:hAnsi="Times New Roman"/>
+          <w:b/>
+          <w:bCs/>
+          <w:i w:val="0"/>
+          <w:iCs/>
+        </w:rPr>
+        <w:t>User Experience Consistency:</w:t>
+      </w:r>
+      <w:r>
+        <w:rPr>
+          <w:rFonts w:ascii="Times New Roman" w:hAnsi="Times New Roman"/>
+          <w:i w:val="0"/>
+          <w:iCs/>
+        </w:rPr>
+        <w:t xml:space="preserve"> Designing an intuitive and accessible interface that meets diverse user needs, including those with disabilities, </w:t>
+      </w:r>
+      <w:proofErr w:type="gramStart"/>
+      <w:r>
+        <w:rPr>
+          <w:rFonts w:ascii="Times New Roman" w:hAnsi="Times New Roman"/>
+          <w:i w:val="0"/>
+          <w:iCs/>
+        </w:rPr>
+        <w:t>requires</w:t>
+      </w:r>
+      <w:proofErr w:type="gramEnd"/>
+      <w:r>
+        <w:rPr>
+          <w:rFonts w:ascii="Times New Roman" w:hAnsi="Times New Roman"/>
+          <w:i w:val="0"/>
+          <w:iCs/>
+        </w:rPr>
+        <w:t xml:space="preserve"> careful planning and testing.</w:t>
+      </w:r>
+    </w:p>
+    <w:p>
+      <w:pPr>
+        <w:pStyle w:val="Description"/>
+        <w:numPr>
+          <w:ilvl w:val="0"/>
+          <w:numId w:val="9"/>
+        </w:numPr>
+        <w:spacing w:after="120"/>
+        <w:rPr>
+          <w:rFonts w:ascii="Times New Roman" w:hAnsi="Times New Roman"/>
+          <w:i w:val="0"/>
+          <w:iCs/>
+        </w:rPr>
+      </w:pPr>
+      <w:r>
+        <w:rPr>
+          <w:rFonts w:ascii="Times New Roman" w:hAnsi="Times New Roman"/>
+          <w:b/>
+          <w:bCs/>
+          <w:i w:val="0"/>
+          <w:iCs/>
+        </w:rPr>
+        <w:t>Project Scope Creep:</w:t>
+      </w:r>
+      <w:r>
+        <w:rPr>
+          <w:rFonts w:ascii="Times New Roman" w:hAnsi="Times New Roman"/>
+          <w:i w:val="0"/>
+          <w:iCs/>
+        </w:rPr>
+        <w:t> Managing changes in project requirements or adding features beyond the original scope can delay delivery and increase costs, complicating success measurement.</w:t>
+      </w:r>
+    </w:p>
+    <w:p>
+      <w:pPr>
+        <w:pStyle w:val="Description"/>
+        <w:numPr>
+          <w:ilvl w:val="0"/>
+          <w:numId w:val="9"/>
+        </w:numPr>
+        <w:spacing w:after="120"/>
+        <w:rPr>
+          <w:rFonts w:ascii="Times New Roman" w:hAnsi="Times New Roman"/>
+          <w:i w:val="0"/>
+          <w:iCs/>
+        </w:rPr>
+      </w:pPr>
+      <w:r>
+        <w:rPr>
+          <w:rFonts w:ascii="Times New Roman" w:hAnsi="Times New Roman"/>
+          <w:b/>
+          <w:bCs/>
+          <w:i w:val="0"/>
+          <w:iCs/>
+        </w:rPr>
+        <w:t>Team Coordination and Communication:</w:t>
+      </w:r>
+      <w:r>
+        <w:rPr>
+          <w:rFonts w:ascii="Times New Roman" w:hAnsi="Times New Roman"/>
+          <w:i w:val="0"/>
+          <w:iCs/>
+        </w:rPr>
+        <w:t> Ensuring effective collaboration among developers, administrators, and stakeholders is essential but can be challenging, especially in distributed teams.</w:t>
+      </w:r>
+    </w:p>
+    <w:p>
+      <w:pPr>
+        <w:pStyle w:val="Description"/>
+        <w:numPr>
+          <w:ilvl w:val="0"/>
+          <w:numId w:val="9"/>
+        </w:numPr>
+        <w:spacing w:after="120"/>
+        <w:rPr>
+          <w:rFonts w:ascii="Times New Roman" w:hAnsi="Times New Roman"/>
+          <w:i w:val="0"/>
+          <w:iCs/>
+        </w:rPr>
+      </w:pPr>
+      <w:r>
+        <w:rPr>
+          <w:rFonts w:ascii="Times New Roman" w:hAnsi="Times New Roman"/>
+          <w:b/>
+          <w:bCs/>
+          <w:i w:val="0"/>
+          <w:iCs/>
+        </w:rPr>
+        <w:t>Regulatory Compliance:</w:t>
+      </w:r>
+      <w:r>
+        <w:rPr>
+          <w:rFonts w:ascii="Times New Roman" w:hAnsi="Times New Roman"/>
+          <w:i w:val="0"/>
+          <w:iCs/>
+        </w:rPr>
+        <w:t> Keeping up with evolving legal requirements related to eCommerce, data privacy, and consumer protection can be complex and impact project timelines.</w:t>
+      </w:r>
+    </w:p>
+    <w:p>
+      <w:pPr>
+        <w:pStyle w:val="Description"/>
+        <w:spacing w:after="120"/>
+        <w:rPr>
+          <w:rFonts w:ascii="Times New Roman" w:hAnsi="Times New Roman"/>
+          <w:b/>
+          <w:i w:val="0"/>
+          <w:sz w:val="24"/>
+          <w:szCs w:val="24"/>
+        </w:rPr>
+      </w:pPr>
+      <w:r>
+        <w:rPr>
+          <w:rFonts w:ascii="Times New Roman" w:hAnsi="Times New Roman"/>
+          <w:b/>
+          <w:i w:val="0"/>
+          <w:sz w:val="24"/>
+          <w:szCs w:val="24"/>
+        </w:rPr>
+        <w:t>Benefits and Opportunities</w:t>
+      </w:r>
+    </w:p>
+    <w:p>
+      <w:pPr>
+        <w:spacing w:after="120"/>
+        <w:ind w:firstLine="720"/>
+        <w:rPr>
+          <w:rFonts w:ascii="Times New Roman" w:eastAsia="PMingLiU" w:hAnsi="Times New Roman" w:cs="Times New Roman"/>
+          <w:lang w:eastAsia="zh-TW"/>
+        </w:rPr>
+      </w:pPr>
+      <w:r>
+        <w:rPr>
+          <w:rFonts w:ascii="Times New Roman" w:eastAsia="PMingLiU" w:hAnsi="Times New Roman" w:cs="Times New Roman"/>
+          <w:lang w:eastAsia="zh-TW"/>
+        </w:rPr>
+        <w:t xml:space="preserve">The implementation of ByteBazaar offers significant benefits and opportunities that </w:t>
+      </w:r>
+      <w:proofErr w:type="gramStart"/>
+      <w:r>
+        <w:rPr>
+          <w:rFonts w:ascii="Times New Roman" w:eastAsia="PMingLiU" w:hAnsi="Times New Roman" w:cs="Times New Roman"/>
+          <w:lang w:eastAsia="zh-TW"/>
+        </w:rPr>
+        <w:t>align with</w:t>
+      </w:r>
+      <w:proofErr w:type="gramEnd"/>
+      <w:r>
+        <w:rPr>
+          <w:rFonts w:ascii="Times New Roman" w:eastAsia="PMingLiU" w:hAnsi="Times New Roman" w:cs="Times New Roman"/>
+          <w:lang w:eastAsia="zh-TW"/>
+        </w:rPr>
+        <w:t xml:space="preserve"> both business goals and user expectations. First, the unified full-stack architecture enables </w:t>
+      </w:r>
+      <w:r>
+        <w:rPr>
+          <w:rFonts w:ascii="Times New Roman" w:eastAsia="PMingLiU" w:hAnsi="Times New Roman" w:cs="Times New Roman"/>
+          <w:lang w:eastAsia="zh-TW"/>
+        </w:rPr>
+        <w:lastRenderedPageBreak/>
+        <w:t>real-time synchronization of inventory, customer data, and transactions, allowing for personalized shopping experiences that can increase customer retention and sales. According to McKinsey, personalization can reduce acquisition costs by up to 50% and boost revenues by 5–15%. Additionally, the use of modern frontend technologies like React ensures fast load times and responsiveness, which are critical for user satisfaction and SEO rankings—Akamai research shows that even a 100-millisecond delay can reduce conversion rates by 7%.</w:t>
+      </w:r>
+    </w:p>
+    <w:p>
+      <w:pPr>
+        <w:spacing w:after="120"/>
+        <w:ind w:firstLine="720"/>
+        <w:rPr>
+          <w:rFonts w:ascii="Times New Roman" w:eastAsia="PMingLiU" w:hAnsi="Times New Roman" w:cs="Times New Roman"/>
+          <w:lang w:eastAsia="zh-TW"/>
+        </w:rPr>
+      </w:pPr>
+      <w:r>
+        <w:rPr>
+          <w:rFonts w:ascii="Times New Roman" w:eastAsia="PMingLiU" w:hAnsi="Times New Roman" w:cs="Times New Roman"/>
+          <w:lang w:eastAsia="zh-TW"/>
+        </w:rPr>
+        <w:t xml:space="preserve">Moreover, </w:t>
+      </w:r>
+      <w:proofErr w:type="spellStart"/>
+      <w:r>
+        <w:rPr>
+          <w:rFonts w:ascii="Times New Roman" w:eastAsia="PMingLiU" w:hAnsi="Times New Roman" w:cs="Times New Roman"/>
+          <w:lang w:eastAsia="zh-TW"/>
+        </w:rPr>
+        <w:t>ByteBazaar’s</w:t>
+      </w:r>
+      <w:proofErr w:type="spellEnd"/>
+      <w:r>
+        <w:rPr>
+          <w:rFonts w:ascii="Times New Roman" w:eastAsia="PMingLiU" w:hAnsi="Times New Roman" w:cs="Times New Roman"/>
+          <w:lang w:eastAsia="zh-TW"/>
+        </w:rPr>
+        <w:t xml:space="preserve"> scalable backend architecture supports high traffic volumes during peak sales periods, ensuring reliability and uptime through cloud deployment and microservices patterns. This elasticity allows the platform to grow with demand without costly rewrites. The project also enables streamlined checkout processes with integrated payment APIs, reducing cart abandonment rates that average nearly 70% in eCommerce, according to the </w:t>
+      </w:r>
+      <w:proofErr w:type="spellStart"/>
+      <w:r>
+        <w:rPr>
+          <w:rFonts w:ascii="Times New Roman" w:eastAsia="PMingLiU" w:hAnsi="Times New Roman" w:cs="Times New Roman"/>
+          <w:lang w:eastAsia="zh-TW"/>
+        </w:rPr>
+        <w:t>Baymard</w:t>
+      </w:r>
+      <w:proofErr w:type="spellEnd"/>
+      <w:r>
+        <w:rPr>
+          <w:rFonts w:ascii="Times New Roman" w:eastAsia="PMingLiU" w:hAnsi="Times New Roman" w:cs="Times New Roman"/>
+          <w:lang w:eastAsia="zh-TW"/>
+        </w:rPr>
+        <w:t xml:space="preserve"> Institute. Automated inventory management through API integrations with distributors and logistics providers enhances operational efficiency and accuracy. Finally, the platform’s security measures ensure compliance with standards like PCI-DSS and GDPR, protecting sensitive data and maintaining customer trust. Overall, </w:t>
+      </w:r>
+      <w:proofErr w:type="spellStart"/>
+      <w:r>
+        <w:rPr>
+          <w:rFonts w:ascii="Times New Roman" w:eastAsia="PMingLiU" w:hAnsi="Times New Roman" w:cs="Times New Roman"/>
+          <w:lang w:eastAsia="zh-TW"/>
+        </w:rPr>
+        <w:t>ByteBazaar’s</w:t>
+      </w:r>
+      <w:proofErr w:type="spellEnd"/>
+      <w:r>
+        <w:rPr>
+          <w:rFonts w:ascii="Times New Roman" w:eastAsia="PMingLiU" w:hAnsi="Times New Roman" w:cs="Times New Roman"/>
+          <w:lang w:eastAsia="zh-TW"/>
+        </w:rPr>
+        <w:t xml:space="preserve"> full-stack implementation positions it to deliver a high-performance, secure, and customer-centric shopping experience that meets the evolving needs of the computer hardware market.</w:t>
       </w:r>
     </w:p>
     <w:p>
@@ -2736,64 +3223,26 @@
         <w:spacing w:after="120"/>
         <w:rPr>
           <w:rFonts w:ascii="Times New Roman" w:hAnsi="Times New Roman"/>
-          <w:i w:val="0"/>
-          <w:sz w:val="24"/>
-          <w:szCs w:val="24"/>
-        </w:rPr>
-      </w:pPr>
-      <w:r>
-        <w:rPr>
-          <w:rFonts w:ascii="Times New Roman" w:hAnsi="Times New Roman"/>
-          <w:i w:val="0"/>
-          <w:sz w:val="24"/>
-          <w:szCs w:val="24"/>
-        </w:rPr>
-        <w:t>[</w:t>
-      </w:r>
-      <w:r>
-        <w:rPr>
-          <w:rFonts w:ascii="Times New Roman" w:hAnsi="Times New Roman"/>
-          <w:i w:val="0"/>
-          <w:sz w:val="24"/>
-          <w:szCs w:val="24"/>
-        </w:rPr>
-        <w:t xml:space="preserve">Give a clear, concise statement that states the scope of the project. </w:t>
-      </w:r>
-      <w:r>
-        <w:rPr>
-          <w:rFonts w:ascii="Times New Roman" w:hAnsi="Times New Roman"/>
-          <w:i w:val="0"/>
-          <w:sz w:val="24"/>
-          <w:szCs w:val="24"/>
-        </w:rPr>
-        <w:t xml:space="preserve">This should also include items that are to be </w:t>
-      </w:r>
-      <w:r>
-        <w:rPr>
-          <w:rFonts w:ascii="Times New Roman" w:hAnsi="Times New Roman"/>
-          <w:i w:val="0"/>
-          <w:sz w:val="24"/>
-          <w:szCs w:val="24"/>
-        </w:rPr>
-        <w:t xml:space="preserve">in or </w:t>
-      </w:r>
-      <w:r>
-        <w:rPr>
-          <w:rFonts w:ascii="Times New Roman" w:hAnsi="Times New Roman"/>
-          <w:i w:val="0"/>
-          <w:sz w:val="24"/>
-          <w:szCs w:val="24"/>
-        </w:rPr>
-        <w:t>out of scope.</w:t>
-      </w:r>
-      <w:r>
-        <w:rPr>
-          <w:rFonts w:ascii="Times New Roman" w:hAnsi="Times New Roman"/>
-          <w:i w:val="0"/>
-          <w:sz w:val="24"/>
-          <w:szCs w:val="24"/>
-        </w:rPr>
-        <w:t>]</w:t>
+          <w:sz w:val="24"/>
+          <w:szCs w:val="24"/>
+        </w:rPr>
+      </w:pPr>
+      <w:r>
+        <w:rPr>
+          <w:rFonts w:ascii="Times New Roman" w:hAnsi="Times New Roman"/>
+          <w:i w:val="0"/>
+          <w:sz w:val="24"/>
+          <w:szCs w:val="24"/>
+        </w:rPr>
+        <w:t>The scope of the ByteBazaar project encompasses the development of a full-stack eCommerce platform specifically designed for computer products, including desktops, laptops, components, accessories, and software. The project includes building a React-based frontend for an intuitive user interface, a Spring Boot backend for business logic and secure transaction processing, and a MySQL database for efficient data management.</w:t>
+      </w:r>
+      <w:r>
+        <w:rPr>
+          <w:rFonts w:ascii="Times New Roman" w:hAnsi="Times New Roman"/>
+          <w:sz w:val="24"/>
+          <w:szCs w:val="24"/>
+        </w:rPr>
+        <w:t xml:space="preserve"> </w:t>
       </w:r>
     </w:p>
     <w:p>
@@ -2820,19 +3269,23 @@
     <w:p>
       <w:pPr>
         <w:pStyle w:val="Description"/>
-        <w:numPr>
-          <w:ilvl w:val="0"/>
-          <w:numId w:val="7"/>
-        </w:numPr>
         <w:spacing w:after="120"/>
-        <w:ind w:left="720"/>
-        <w:rPr>
-          <w:rFonts w:ascii="Times New Roman" w:hAnsi="Times New Roman"/>
-          <w:i w:val="0"/>
-          <w:sz w:val="24"/>
-          <w:szCs w:val="24"/>
-        </w:rPr>
-      </w:pPr>
+        <w:rPr>
+          <w:rFonts w:ascii="Times New Roman" w:hAnsi="Times New Roman"/>
+          <w:i w:val="0"/>
+          <w:sz w:val="24"/>
+          <w:szCs w:val="24"/>
+        </w:rPr>
+      </w:pPr>
+      <w:r>
+        <w:rPr>
+          <w:rFonts w:ascii="Times New Roman" w:hAnsi="Times New Roman"/>
+          <w:i w:val="0"/>
+          <w:sz w:val="24"/>
+          <w:szCs w:val="24"/>
+        </w:rPr>
+        <w:t>Key functionalities within scope are product browsing, shopping cart management, user registration and authentication, purchase processing, and administrative capabilities for product inventory management through create, read, update, and delete (CRUD) operations.</w:t>
+      </w:r>
     </w:p>
     <w:p>
       <w:pPr>
@@ -2858,19 +3311,23 @@
     <w:p>
       <w:pPr>
         <w:pStyle w:val="Description"/>
-        <w:numPr>
-          <w:ilvl w:val="0"/>
-          <w:numId w:val="7"/>
-        </w:numPr>
         <w:spacing w:after="120"/>
-        <w:ind w:left="720"/>
-        <w:rPr>
-          <w:rFonts w:ascii="Times New Roman" w:hAnsi="Times New Roman"/>
-          <w:i w:val="0"/>
-          <w:sz w:val="24"/>
-          <w:szCs w:val="24"/>
-        </w:rPr>
-      </w:pPr>
+        <w:rPr>
+          <w:rFonts w:ascii="Times New Roman" w:hAnsi="Times New Roman"/>
+          <w:i w:val="0"/>
+          <w:sz w:val="24"/>
+          <w:szCs w:val="24"/>
+        </w:rPr>
+      </w:pPr>
+      <w:r>
+        <w:rPr>
+          <w:rFonts w:ascii="Times New Roman" w:hAnsi="Times New Roman"/>
+          <w:i w:val="0"/>
+          <w:sz w:val="24"/>
+          <w:szCs w:val="24"/>
+        </w:rPr>
+        <w:t>Items explicitly out of scope include the development of third-party payment gateway systems (which will be integrated but not built from scratch), physical logistics and shipping operations, customer support services beyond the platform interface, and advanced marketing or recommendation engine features that may be considered for future phases.</w:t>
+      </w:r>
     </w:p>
     <w:p>
       <w:pPr>
@@ -10579,6 +11036,119 @@
     </w:lvl>
   </w:abstractNum>
   <w:abstractNum w:abstractNumId="4" w15:restartNumberingAfterBreak="0">
+    <w:nsid w:val="42130541"/>
+    <w:multiLevelType w:val="multilevel"/>
+    <w:tmpl w:val="7DDE2E12"/>
+    <w:lvl w:ilvl="0">
+      <w:start w:val="1"/>
+      <w:numFmt w:val="decimal"/>
+      <w:lvlText w:val="%1."/>
+      <w:lvlJc w:val="left"/>
+      <w:pPr>
+        <w:tabs>
+          <w:tab w:val="num" w:pos="720"/>
+        </w:tabs>
+        <w:ind w:left="720" w:hanging="360"/>
+      </w:pPr>
+    </w:lvl>
+    <w:lvl w:ilvl="1" w:tentative="1">
+      <w:start w:val="1"/>
+      <w:numFmt w:val="decimal"/>
+      <w:lvlText w:val="%2."/>
+      <w:lvlJc w:val="left"/>
+      <w:pPr>
+        <w:tabs>
+          <w:tab w:val="num" w:pos="1440"/>
+        </w:tabs>
+        <w:ind w:left="1440" w:hanging="360"/>
+      </w:pPr>
+    </w:lvl>
+    <w:lvl w:ilvl="2" w:tentative="1">
+      <w:start w:val="1"/>
+      <w:numFmt w:val="decimal"/>
+      <w:lvlText w:val="%3."/>
+      <w:lvlJc w:val="left"/>
+      <w:pPr>
+        <w:tabs>
+          <w:tab w:val="num" w:pos="2160"/>
+        </w:tabs>
+        <w:ind w:left="2160" w:hanging="360"/>
+      </w:pPr>
+    </w:lvl>
+    <w:lvl w:ilvl="3" w:tentative="1">
+      <w:start w:val="1"/>
+      <w:numFmt w:val="decimal"/>
+      <w:lvlText w:val="%4."/>
+      <w:lvlJc w:val="left"/>
+      <w:pPr>
+        <w:tabs>
+          <w:tab w:val="num" w:pos="2880"/>
+        </w:tabs>
+        <w:ind w:left="2880" w:hanging="360"/>
+      </w:pPr>
+    </w:lvl>
+    <w:lvl w:ilvl="4" w:tentative="1">
+      <w:start w:val="1"/>
+      <w:numFmt w:val="decimal"/>
+      <w:lvlText w:val="%5."/>
+      <w:lvlJc w:val="left"/>
+      <w:pPr>
+        <w:tabs>
+          <w:tab w:val="num" w:pos="3600"/>
+        </w:tabs>
+        <w:ind w:left="3600" w:hanging="360"/>
+      </w:pPr>
+    </w:lvl>
+    <w:lvl w:ilvl="5" w:tentative="1">
+      <w:start w:val="1"/>
+      <w:numFmt w:val="decimal"/>
+      <w:lvlText w:val="%6."/>
+      <w:lvlJc w:val="left"/>
+      <w:pPr>
+        <w:tabs>
+          <w:tab w:val="num" w:pos="4320"/>
+        </w:tabs>
+        <w:ind w:left="4320" w:hanging="360"/>
+      </w:pPr>
+    </w:lvl>
+    <w:lvl w:ilvl="6" w:tentative="1">
+      <w:start w:val="1"/>
+      <w:numFmt w:val="decimal"/>
+      <w:lvlText w:val="%7."/>
+      <w:lvlJc w:val="left"/>
+      <w:pPr>
+        <w:tabs>
+          <w:tab w:val="num" w:pos="5040"/>
+        </w:tabs>
+        <w:ind w:left="5040" w:hanging="360"/>
+      </w:pPr>
+    </w:lvl>
+    <w:lvl w:ilvl="7" w:tentative="1">
+      <w:start w:val="1"/>
+      <w:numFmt w:val="decimal"/>
+      <w:lvlText w:val="%8."/>
+      <w:lvlJc w:val="left"/>
+      <w:pPr>
+        <w:tabs>
+          <w:tab w:val="num" w:pos="5760"/>
+        </w:tabs>
+        <w:ind w:left="5760" w:hanging="360"/>
+      </w:pPr>
+    </w:lvl>
+    <w:lvl w:ilvl="8" w:tentative="1">
+      <w:start w:val="1"/>
+      <w:numFmt w:val="decimal"/>
+      <w:lvlText w:val="%9."/>
+      <w:lvlJc w:val="left"/>
+      <w:pPr>
+        <w:tabs>
+          <w:tab w:val="num" w:pos="6480"/>
+        </w:tabs>
+        <w:ind w:left="6480" w:hanging="360"/>
+      </w:pPr>
+    </w:lvl>
+  </w:abstractNum>
+  <w:abstractNum w:abstractNumId="5" w15:restartNumberingAfterBreak="0">
     <w:nsid w:val="566644B6"/>
     <w:multiLevelType w:val="hybridMultilevel"/>
     <w:tmpl w:val="735C2710"/>
@@ -10670,7 +11240,120 @@
       </w:pPr>
     </w:lvl>
   </w:abstractNum>
-  <w:abstractNum w:abstractNumId="5" w15:restartNumberingAfterBreak="0">
+  <w:abstractNum w:abstractNumId="6" w15:restartNumberingAfterBreak="0">
+    <w:nsid w:val="66884263"/>
+    <w:multiLevelType w:val="multilevel"/>
+    <w:tmpl w:val="34F2B848"/>
+    <w:lvl w:ilvl="0">
+      <w:start w:val="1"/>
+      <w:numFmt w:val="decimal"/>
+      <w:lvlText w:val="%1."/>
+      <w:lvlJc w:val="left"/>
+      <w:pPr>
+        <w:tabs>
+          <w:tab w:val="num" w:pos="720"/>
+        </w:tabs>
+        <w:ind w:left="720" w:hanging="360"/>
+      </w:pPr>
+    </w:lvl>
+    <w:lvl w:ilvl="1" w:tentative="1">
+      <w:start w:val="1"/>
+      <w:numFmt w:val="decimal"/>
+      <w:lvlText w:val="%2."/>
+      <w:lvlJc w:val="left"/>
+      <w:pPr>
+        <w:tabs>
+          <w:tab w:val="num" w:pos="1440"/>
+        </w:tabs>
+        <w:ind w:left="1440" w:hanging="360"/>
+      </w:pPr>
+    </w:lvl>
+    <w:lvl w:ilvl="2" w:tentative="1">
+      <w:start w:val="1"/>
+      <w:numFmt w:val="decimal"/>
+      <w:lvlText w:val="%3."/>
+      <w:lvlJc w:val="left"/>
+      <w:pPr>
+        <w:tabs>
+          <w:tab w:val="num" w:pos="2160"/>
+        </w:tabs>
+        <w:ind w:left="2160" w:hanging="360"/>
+      </w:pPr>
+    </w:lvl>
+    <w:lvl w:ilvl="3" w:tentative="1">
+      <w:start w:val="1"/>
+      <w:numFmt w:val="decimal"/>
+      <w:lvlText w:val="%4."/>
+      <w:lvlJc w:val="left"/>
+      <w:pPr>
+        <w:tabs>
+          <w:tab w:val="num" w:pos="2880"/>
+        </w:tabs>
+        <w:ind w:left="2880" w:hanging="360"/>
+      </w:pPr>
+    </w:lvl>
+    <w:lvl w:ilvl="4" w:tentative="1">
+      <w:start w:val="1"/>
+      <w:numFmt w:val="decimal"/>
+      <w:lvlText w:val="%5."/>
+      <w:lvlJc w:val="left"/>
+      <w:pPr>
+        <w:tabs>
+          <w:tab w:val="num" w:pos="3600"/>
+        </w:tabs>
+        <w:ind w:left="3600" w:hanging="360"/>
+      </w:pPr>
+    </w:lvl>
+    <w:lvl w:ilvl="5" w:tentative="1">
+      <w:start w:val="1"/>
+      <w:numFmt w:val="decimal"/>
+      <w:lvlText w:val="%6."/>
+      <w:lvlJc w:val="left"/>
+      <w:pPr>
+        <w:tabs>
+          <w:tab w:val="num" w:pos="4320"/>
+        </w:tabs>
+        <w:ind w:left="4320" w:hanging="360"/>
+      </w:pPr>
+    </w:lvl>
+    <w:lvl w:ilvl="6" w:tentative="1">
+      <w:start w:val="1"/>
+      <w:numFmt w:val="decimal"/>
+      <w:lvlText w:val="%7."/>
+      <w:lvlJc w:val="left"/>
+      <w:pPr>
+        <w:tabs>
+          <w:tab w:val="num" w:pos="5040"/>
+        </w:tabs>
+        <w:ind w:left="5040" w:hanging="360"/>
+      </w:pPr>
+    </w:lvl>
+    <w:lvl w:ilvl="7" w:tentative="1">
+      <w:start w:val="1"/>
+      <w:numFmt w:val="decimal"/>
+      <w:lvlText w:val="%8."/>
+      <w:lvlJc w:val="left"/>
+      <w:pPr>
+        <w:tabs>
+          <w:tab w:val="num" w:pos="5760"/>
+        </w:tabs>
+        <w:ind w:left="5760" w:hanging="360"/>
+      </w:pPr>
+    </w:lvl>
+    <w:lvl w:ilvl="8" w:tentative="1">
+      <w:start w:val="1"/>
+      <w:numFmt w:val="decimal"/>
+      <w:lvlText w:val="%9."/>
+      <w:lvlJc w:val="left"/>
+      <w:pPr>
+        <w:tabs>
+          <w:tab w:val="num" w:pos="6480"/>
+        </w:tabs>
+        <w:ind w:left="6480" w:hanging="360"/>
+      </w:pPr>
+    </w:lvl>
+  </w:abstractNum>
+  <w:abstractNum w:abstractNumId="7" w15:restartNumberingAfterBreak="0">
     <w:nsid w:val="6E4B1372"/>
     <w:multiLevelType w:val="hybridMultilevel"/>
     <w:tmpl w:val="6A7A6A46"/>
@@ -10759,7 +11442,7 @@
       </w:pPr>
     </w:lvl>
   </w:abstractNum>
-  <w:abstractNum w:abstractNumId="6" w15:restartNumberingAfterBreak="0">
+  <w:abstractNum w:abstractNumId="8" w15:restartNumberingAfterBreak="0">
     <w:nsid w:val="710F0EEB"/>
     <w:multiLevelType w:val="hybridMultilevel"/>
     <w:tmpl w:val="0218B882"/>
@@ -10853,7 +11536,7 @@
     <w:abstractNumId w:val="1"/>
   </w:num>
   <w:num w:numId="2" w16cid:durableId="1550455911">
-    <w:abstractNumId w:val="5"/>
+    <w:abstractNumId w:val="7"/>
   </w:num>
   <w:num w:numId="3" w16cid:durableId="987976603">
     <w:abstractNumId w:val="3"/>
@@ -10862,13 +11545,19 @@
     <w:abstractNumId w:val="0"/>
   </w:num>
   <w:num w:numId="5" w16cid:durableId="1962832555">
-    <w:abstractNumId w:val="4"/>
+    <w:abstractNumId w:val="5"/>
   </w:num>
   <w:num w:numId="6" w16cid:durableId="2034454786">
-    <w:abstractNumId w:val="6"/>
+    <w:abstractNumId w:val="8"/>
   </w:num>
   <w:num w:numId="7" w16cid:durableId="1964380509">
     <w:abstractNumId w:val="2"/>
+  </w:num>
+  <w:num w:numId="8" w16cid:durableId="689916537">
+    <w:abstractNumId w:val="6"/>
+  </w:num>
+  <w:num w:numId="9" w16cid:durableId="1907643189">
+    <w:abstractNumId w:val="4"/>
   </w:num>
 </w:numbering>
 </file>
@@ -11290,7 +11979,6 @@
   <w:style w:type="character" w:default="1" w:styleId="DefaultParagraphFont">
     <w:name w:val="Default Paragraph Font"/>
     <w:uiPriority w:val="1"/>
-    <w:semiHidden/>
     <w:unhideWhenUsed/>
   </w:style>
   <w:style w:type="table" w:default="1" w:styleId="TableNormal">
@@ -12004,19 +12692,15 @@
 </file>
 
 <file path=customXml/item1.xml><?xml version="1.0" encoding="utf-8"?>
-<b:Sources xmlns:b="http://schemas.openxmlformats.org/officeDocument/2006/bibliography" xmlns="http://schemas.openxmlformats.org/officeDocument/2006/bibliography" SelectedStyle="/APASixthEditionOfficeOnline.xsl" StyleName="APA"/>
+<?mso-contentType ?>
+<FormTemplates xmlns="http://schemas.microsoft.com/sharepoint/v3/contenttype/forms">
+  <Display>DocumentLibraryForm</Display>
+  <Edit>DocumentLibraryForm</Edit>
+  <New>DocumentLibraryForm</New>
+</FormTemplates>
 </file>
 
 <file path=customXml/item2.xml><?xml version="1.0" encoding="utf-8"?>
-<p:properties xmlns:p="http://schemas.microsoft.com/office/2006/metadata/properties" xmlns:xsi="http://www.w3.org/2001/XMLSchema-instance" xmlns:pc="http://schemas.microsoft.com/office/infopath/2007/PartnerControls">
-  <documentManagement>
-    <_ip_UnifiedCompliancePolicyUIAction xmlns="http://schemas.microsoft.com/sharepoint/v3" xsi:nil="true"/>
-    <_ip_UnifiedCompliancePolicyProperties xmlns="http://schemas.microsoft.com/sharepoint/v3" xsi:nil="true"/>
-  </documentManagement>
-</p:properties>
-</file>
-
-<file path=customXml/item3.xml><?xml version="1.0" encoding="utf-8"?>
 <ct:contentTypeSchema xmlns:ct="http://schemas.microsoft.com/office/2006/metadata/contentType" xmlns:ma="http://schemas.microsoft.com/office/2006/metadata/properties/metaAttributes" ct:_="" ma:_="" ma:contentTypeName="Document" ma:contentTypeID="0x01010022A2D19B44CEB84096BF732DE0C55A0F" ma:contentTypeVersion="2373" ma:contentTypeDescription="Create a new document." ma:contentTypeScope="" ma:versionID="893763ede173a64d1d274252a41ae1b2">
   <xsd:schema xmlns:xsd="http://www.w3.org/2001/XMLSchema" xmlns:xs="http://www.w3.org/2001/XMLSchema" xmlns:p="http://schemas.microsoft.com/office/2006/metadata/properties" xmlns:ns1="http://schemas.microsoft.com/sharepoint/v3" xmlns:ns2="b3b59848-949a-4ed4-8036-feb011ce2b52" xmlns:ns3="37d47695-dda2-48a2-87bc-2a1f7ac7fedc" targetNamespace="http://schemas.microsoft.com/office/2006/metadata/properties" ma:root="true" ma:fieldsID="e9673881d9736d6cb1ca37eed258e20f" ns1:_="" ns2:_="" ns3:_="">
     <xsd:import namespace="http://schemas.microsoft.com/sharepoint/v3"/>
@@ -12250,34 +12934,28 @@
 </ct:contentTypeSchema>
 </file>
 
+<file path=customXml/item3.xml><?xml version="1.0" encoding="utf-8"?>
+<p:properties xmlns:p="http://schemas.microsoft.com/office/2006/metadata/properties" xmlns:xsi="http://www.w3.org/2001/XMLSchema-instance" xmlns:pc="http://schemas.microsoft.com/office/infopath/2007/PartnerControls">
+  <documentManagement>
+    <_ip_UnifiedCompliancePolicyUIAction xmlns="http://schemas.microsoft.com/sharepoint/v3" xsi:nil="true"/>
+    <_ip_UnifiedCompliancePolicyProperties xmlns="http://schemas.microsoft.com/sharepoint/v3" xsi:nil="true"/>
+  </documentManagement>
+</p:properties>
+</file>
+
 <file path=customXml/item4.xml><?xml version="1.0" encoding="utf-8"?>
-<?mso-contentType ?>
-<FormTemplates xmlns="http://schemas.microsoft.com/sharepoint/v3/contenttype/forms">
-  <Display>DocumentLibraryForm</Display>
-  <Edit>DocumentLibraryForm</Edit>
-  <New>DocumentLibraryForm</New>
-</FormTemplates>
+<b:Sources xmlns:b="http://schemas.openxmlformats.org/officeDocument/2006/bibliography" xmlns="http://schemas.openxmlformats.org/officeDocument/2006/bibliography" SelectedStyle="/APASixthEditionOfficeOnline.xsl" StyleName="APA"/>
 </file>
 
 <file path=customXml/itemProps1.xml><?xml version="1.0" encoding="utf-8"?>
-<ds:datastoreItem xmlns:ds="http://schemas.openxmlformats.org/officeDocument/2006/customXml" ds:itemID="{006C3630-2923-4403-BC90-35116EC85A82}">
+<ds:datastoreItem xmlns:ds="http://schemas.openxmlformats.org/officeDocument/2006/customXml" ds:itemID="{D8DA46B7-4304-4380-AA83-7147894B85EA}">
   <ds:schemaRefs>
-    <ds:schemaRef ds:uri="http://schemas.openxmlformats.org/officeDocument/2006/bibliography"/>
+    <ds:schemaRef ds:uri="http://schemas.microsoft.com/sharepoint/v3/contenttype/forms"/>
   </ds:schemaRefs>
 </ds:datastoreItem>
 </file>
 
 <file path=customXml/itemProps2.xml><?xml version="1.0" encoding="utf-8"?>
-<ds:datastoreItem xmlns:ds="http://schemas.openxmlformats.org/officeDocument/2006/customXml" ds:itemID="{70FA2448-BCC8-4AA6-A1E5-08CE928428FE}">
-  <ds:schemaRefs>
-    <ds:schemaRef ds:uri="http://schemas.microsoft.com/office/2006/metadata/properties"/>
-    <ds:schemaRef ds:uri="http://schemas.microsoft.com/office/infopath/2007/PartnerControls"/>
-    <ds:schemaRef ds:uri="http://schemas.microsoft.com/sharepoint/v3"/>
-  </ds:schemaRefs>
-</ds:datastoreItem>
-</file>
-
-<file path=customXml/itemProps3.xml><?xml version="1.0" encoding="utf-8"?>
 <ds:datastoreItem xmlns:ds="http://schemas.openxmlformats.org/officeDocument/2006/customXml" ds:itemID="{46831D54-1599-4853-8B35-8566B1D3ADB3}">
   <ds:schemaRefs>
     <ds:schemaRef ds:uri="http://schemas.microsoft.com/office/2006/metadata/contentType"/>
@@ -12297,10 +12975,20 @@
 </ds:datastoreItem>
 </file>
 
+<file path=customXml/itemProps3.xml><?xml version="1.0" encoding="utf-8"?>
+<ds:datastoreItem xmlns:ds="http://schemas.openxmlformats.org/officeDocument/2006/customXml" ds:itemID="{70FA2448-BCC8-4AA6-A1E5-08CE928428FE}">
+  <ds:schemaRefs>
+    <ds:schemaRef ds:uri="http://schemas.microsoft.com/office/2006/metadata/properties"/>
+    <ds:schemaRef ds:uri="http://schemas.microsoft.com/office/infopath/2007/PartnerControls"/>
+    <ds:schemaRef ds:uri="http://schemas.microsoft.com/sharepoint/v3"/>
+  </ds:schemaRefs>
+</ds:datastoreItem>
+</file>
+
 <file path=customXml/itemProps4.xml><?xml version="1.0" encoding="utf-8"?>
-<ds:datastoreItem xmlns:ds="http://schemas.openxmlformats.org/officeDocument/2006/customXml" ds:itemID="{D8DA46B7-4304-4380-AA83-7147894B85EA}">
+<ds:datastoreItem xmlns:ds="http://schemas.openxmlformats.org/officeDocument/2006/customXml" ds:itemID="{006C3630-2923-4403-BC90-35116EC85A82}">
   <ds:schemaRefs>
-    <ds:schemaRef ds:uri="http://schemas.microsoft.com/sharepoint/v3/contenttype/forms"/>
+    <ds:schemaRef ds:uri="http://schemas.openxmlformats.org/officeDocument/2006/bibliography"/>
   </ds:schemaRefs>
 </ds:datastoreItem>
 </file>